--- a/vi/files/templates/Conference_Abstract_Template.docx
+++ b/vi/files/templates/Conference_Abstract_Template.docx
@@ -232,7 +232,7 @@
                 <w:color w:val="6B7B84"/>
                 <w:sz w:val="20"/>
               </w:rPr>
-              <w:t>[e.g. 300 words, excluding title and authors — check the call]</w:t>
+              <w:t>[e.g. 300 words, excluding title and authors (check the call)]</w:t>
             </w:r>
           </w:p>
         </w:tc>
@@ -251,7 +251,7 @@
         <w:rPr>
           <w:i/>
         </w:rPr>
-        <w:t>Conference abstracts are judged in a few minutes: one clear question, real numbers, one message. Results must be available (or nearly) when you submit — never write “results will be presented”. Follow the conference format exactly; most do not allow tables or references.</w:t>
+        <w:t>Conference abstracts are judged in a few minutes: one clear question, real numbers, one message. Results must be available (or nearly) when you submit. Never write “results will be presented”. Follow the conference format exactly; most do not allow tables or references.</w:t>
       </w:r>
     </w:p>
     <w:p>
@@ -1031,7 +1031,7 @@
                 <w:color w:val="04242F"/>
                 <w:sz w:val="19"/>
               </w:rPr>
-              <w:t>3  Results — main figure</w:t>
+              <w:t>3  Results: main figure</w:t>
             </w:r>
           </w:p>
           <w:p>
@@ -1162,7 +1162,7 @@
                 <w:color w:val="04242F"/>
                 <w:sz w:val="19"/>
               </w:rPr>
-              <w:t>4  Results — Table 1 (short) or second figure</w:t>
+              <w:t>4  Results: Table 1 (short) or second figure</w:t>
             </w:r>
           </w:p>
         </w:tc>
@@ -1535,7 +1535,7 @@
               <w:rPr>
                 <w:sz w:val="18"/>
               </w:rPr>
-              <w:t>Effect sizes with 95% CI, as in the abstract — the numbers must match</w:t>
+              <w:t>Effect sizes with 95% CI, as in the abstract. The numbers must match</w:t>
             </w:r>
           </w:p>
         </w:tc>
